--- a/docs/SMS_RAG_Indexing_Commands_Reference.docx
+++ b/docs/SMS_RAG_Indexing_Commands_Reference.docx
@@ -3345,6 +3345,106 @@
       </w:pPr>
     </w:p>
     <w:p>
+      <w:r>
+        <w:t xml:space="preserve"/>
+      </w:r>
+    </w:p>
+    <w:p>
+      <w:r>
+        <w:t xml:space="preserve">4a. Unified Indexer — indexer_unified_refactored.py (PDF/DOCX)</w:t>
+      </w:r>
+    </w:p>
+    <w:p>
+      <w:r>
+        <w:t xml:space="preserve"/>
+      </w:r>
+    </w:p>
+    <w:p>
+      <w:r>
+        <w:t xml:space="preserve">Use ONLY for clients that cannot be converted to HTML (rare). Uses LlamaParse v2 cloud API which has per-page costs. All current 12 clients use HTML indexer instead.</w:t>
+      </w:r>
+    </w:p>
+    <w:p>
+      <w:r>
+        <w:t xml:space="preserve"/>
+      </w:r>
+    </w:p>
+    <w:p>
+      <w:r>
+        <w:t xml:space="preserve">Standard Index:</w:t>
+      </w:r>
+    </w:p>
+    <w:p>
+      <w:r>
+        <w:t>%PYTHON% %INDEXER_UNI% --client_root "D:\indexstores\{clientname}" --rules "D:\indexstores\rules.yaml"</w:t>
+      </w:r>
+    </w:p>
+    <w:p>
+      <w:r>
+        <w:t xml:space="preserve"/>
+      </w:r>
+    </w:p>
+    <w:p>
+      <w:r>
+        <w:t xml:space="preserve">Audit:</w:t>
+      </w:r>
+    </w:p>
+    <w:p>
+      <w:r>
+        <w:t>%PYTHON% %INDEXER_UNI% --client_root "D:\indexstores\{clientname}" --rules "D:\indexstores\rules.yaml" --audit</w:t>
+      </w:r>
+    </w:p>
+    <w:p>
+      <w:r>
+        <w:t xml:space="preserve"/>
+      </w:r>
+    </w:p>
+    <w:p>
+      <w:r>
+        <w:t xml:space="preserve">Force Re-Index (delete chroma dir first if metadata schema changed):</w:t>
+      </w:r>
+    </w:p>
+    <w:p>
+      <w:r>
+        <w:t>%PYTHON% %INDEXER_UNI% --client_root "D:\indexstores\{clientname}" --rules "D:\indexstores\rules.yaml" --force_reindex</w:t>
+      </w:r>
+    </w:p>
+    <w:p>
+      <w:r>
+        <w:t xml:space="preserve"/>
+      </w:r>
+    </w:p>
+    <w:p>
+      <w:r>
+        <w:t xml:space="preserve">LlamaParse Tiers: cost_effective (default, cheaper), agentic (fallback for large/complex files). Cache stored in index_store/llamaparse_cache/ keyed by file hash + tier — prevents re-upload on subsequent runs.</w:t>
+      </w:r>
+    </w:p>
+    <w:p>
+      <w:r>
+        <w:t xml:space="preserve"/>
+      </w:r>
+    </w:p>
+    <w:p>
+      <w:r>
+        <w:t xml:space="preserve">Metadata differences from HTML indexer:</w:t>
+      </w:r>
+    </w:p>
+    <w:p>
+      <w:r>
+        <w:t xml:space="preserve">  PDF: slug_url = "file.pdf#page=N", breadcrumb = "title (p.N)"</w:t>
+      </w:r>
+    </w:p>
+    <w:p>
+      <w:r>
+        <w:t xml:space="preserve">  DOCX: slug_url = "file.docx#sec-heading-slug", breadcrumb = "heading text"</w:t>
+      </w:r>
+    </w:p>
+    <w:p>
+      <w:r>
+        <w:t xml:space="preserve"/>
+      </w:r>
+    </w:p>
+    <w:p>
       <w:pPr>
         <w:pBdr>
           <w:bottom w:val="single" w:color="1F3864" w:sz="8" w:space="4"/>
@@ -3352,15 +3452,7 @@
         <w:spacing w:after="80" w:before="300"/>
       </w:pPr>
       <w:r>
-        <w:rPr>
-          <w:rFonts w:ascii="Calibri" w:cs="Calibri" w:eastAsia="Calibri" w:hAnsi="Calibri"/>
-          <w:b/>
-          <w:bCs/>
-          <w:color w:val="1F3864"/>
-          <w:sz w:val="32"/>
-          <w:szCs w:val="32"/>
-        </w:rPr>
-        <w:t xml:space="preserve">5. Server Deployment</w:t>
+        <w:t>5. Server Deployment</w:t>
       </w:r>
     </w:p>
     <w:p>
@@ -5181,6 +5273,66 @@
       <w:pgNumType/>
       <w:docGrid w:linePitch="360"/>
     </w:sectPr>
+    <w:p>
+      <w:r>
+        <w:t xml:space="preserve"/>
+      </w:r>
+    </w:p>
+    <w:p>
+      <w:r>
+        <w:t xml:space="preserve">8. Re-Indexing Priority Order</w:t>
+      </w:r>
+    </w:p>
+    <w:p>
+      <w:r>
+        <w:t xml:space="preserve"/>
+      </w:r>
+    </w:p>
+    <w:p>
+      <w:r>
+        <w:t xml:space="preserve">When re-indexing is needed (e.g., after changing chunk settings or fixing metadata), process clients in this priority order based on usage and document count:</w:t>
+      </w:r>
+    </w:p>
+    <w:p>
+      <w:r>
+        <w:t xml:space="preserve"/>
+      </w:r>
+    </w:p>
+    <w:p>
+      <w:r>
+        <w:t xml:space="preserve">Priority 1 (highest usage): rsms, maran, prime, andriaki</w:t>
+      </w:r>
+    </w:p>
+    <w:p>
+      <w:r>
+        <w:t xml:space="preserve">Priority 2 (medium usage): proton, supereco, primeconav, oceangold</w:t>
+      </w:r>
+    </w:p>
+    <w:p>
+      <w:r>
+        <w:t xml:space="preserve">Priority 3 (lower usage): sldemouse, springmarine, epc, dynagas</w:t>
+      </w:r>
+    </w:p>
+    <w:p>
+      <w:r>
+        <w:t xml:space="preserve"/>
+      </w:r>
+    </w:p>
+    <w:p>
+      <w:r>
+        <w:t xml:space="preserve">After each client: run --audit to confirm zero missing files, then deploy to server and smoke test before proceeding to next client.</w:t>
+      </w:r>
+    </w:p>
+    <w:p>
+      <w:r>
+        <w:t xml:space="preserve"/>
+      </w:r>
+    </w:p>
+    <w:p>
+      <w:r>
+        <w:t xml:space="preserve">Full re-index of all 12 clients takes approximately 2-3 hours (embedding API calls dominate). Run during off-peak hours.</w:t>
+      </w:r>
+    </w:p>
   </w:body>
 </w:document>
 </file>
